--- a/Coding 1 - year/Unit 3 - Conditionals/Daily Lesson Plans/Word/Day 48.docx
+++ b/Coding 1 - year/Unit 3 - Conditionals/Daily Lesson Plans/Word/Day 48.docx
@@ -50,12 +50,15 @@
               </w:rPr>
               <w:t xml:space="preserve">Coding I — Full Year</w:t>
             </w:r>
-          </w:p>
-          <w:p>
-            <w:pPr>
-              <w:spacing w:before="40"/>
-              <w:jc w:val="center"/>
-            </w:pPr>
+            <w:r>
+              <w:rPr>
+                <w:rFonts w:ascii="Arial" w:cs="Arial" w:eastAsia="Arial" w:hAnsi="Arial"/>
+                <w:sz w:val="16"/>
+                <w:szCs w:val="16"/>
+              </w:rPr>
+              <w:br/>
+              <w:t xml:space="preserve"/>
+            </w:r>
             <w:r>
               <w:rPr>
                 <w:rFonts w:ascii="Arial" w:cs="Arial" w:eastAsia="Arial" w:hAnsi="Arial"/>
@@ -83,7 +86,7 @@
           <w:rFonts w:ascii="Arial" w:cs="Arial" w:eastAsia="Arial" w:hAnsi="Arial"/>
           <w:b/>
           <w:bCs/>
-          <w:color w:val="1F3864"/>
+          <w:color w:val="2B5797"/>
           <w:sz w:val="32"/>
           <w:szCs w:val="32"/>
         </w:rPr>
@@ -261,9 +264,9 @@
               <w:right w:val="single" w:color="CCCCCC" w:sz="1"/>
             </w:tcBorders>
             <w:tcMar>
-              <w:top w:type="dxa" w:w="60"/>
+              <w:top w:type="dxa" w:w="80"/>
               <w:left w:type="dxa" w:w="120"/>
-              <w:bottom w:type="dxa" w:w="60"/>
+              <w:bottom w:type="dxa" w:w="80"/>
               <w:right w:type="dxa" w:w="120"/>
             </w:tcMar>
           </w:tcPr>
@@ -290,20 +293,213 @@
               <w:right w:val="single" w:color="CCCCCC" w:sz="1"/>
             </w:tcBorders>
             <w:tcMar>
-              <w:top w:type="dxa" w:w="60"/>
+              <w:top w:type="dxa" w:w="80"/>
               <w:left w:type="dxa" w:w="120"/>
-              <w:bottom w:type="dxa" w:w="60"/>
+              <w:bottom w:type="dxa" w:w="80"/>
               <w:right w:type="dxa" w:w="120"/>
             </w:tcMar>
           </w:tcPr>
           <w:p>
-            <w:r>
-              <w:rPr>
-                <w:rFonts w:ascii="Arial" w:cs="Arial" w:eastAsia="Arial" w:hAnsi="Arial"/>
-                <w:sz w:val="20"/>
-                <w:szCs w:val="20"/>
+            <w:pPr>
+              <w:spacing w:after="80" w:before="80"/>
+            </w:pPr>
+            <w:r>
+              <w:rPr>
+                <w:rFonts w:ascii="Arial" w:cs="Arial" w:eastAsia="Arial" w:hAnsi="Arial"/>
+                <w:b/>
+                <w:bCs/>
+                <w:i w:val="false"/>
+                <w:iCs w:val="false"/>
+                <w:color w:val="000000"/>
+                <w:sz w:val="22"/>
+                <w:szCs w:val="22"/>
               </w:rPr>
               <w:t xml:space="preserve">Bell Ringer / Review</w:t>
+            </w:r>
+            <w:r>
+              <w:rPr>
+                <w:rFonts w:ascii="Arial" w:cs="Arial" w:eastAsia="Arial" w:hAnsi="Arial"/>
+                <w:sz w:val="20"/>
+                <w:szCs w:val="20"/>
+              </w:rPr>
+              <w:br/>
+              <w:t xml:space="preserve"/>
+            </w:r>
+            <w:r>
+              <w:rPr>
+                <w:rFonts w:ascii="Arial" w:cs="Arial" w:eastAsia="Arial" w:hAnsi="Arial"/>
+                <w:sz w:val="20"/>
+                <w:szCs w:val="20"/>
+              </w:rPr>
+              <w:br/>
+              <w:t xml:space="preserve"/>
+            </w:r>
+            <w:r>
+              <w:rPr>
+                <w:rFonts w:ascii="Arial" w:cs="Arial" w:eastAsia="Arial" w:hAnsi="Arial"/>
+                <w:b/>
+                <w:bCs/>
+                <w:i w:val="false"/>
+                <w:iCs w:val="false"/>
+                <w:color w:val="000000"/>
+                <w:sz w:val="20"/>
+                <w:szCs w:val="20"/>
+              </w:rPr>
+              <w:t xml:space="preserve">Quick Write </w:t>
+            </w:r>
+            <w:r>
+              <w:rPr>
+                <w:rFonts w:ascii="Arial" w:cs="Arial" w:eastAsia="Arial" w:hAnsi="Arial"/>
+                <w:b w:val="false"/>
+                <w:bCs w:val="false"/>
+                <w:i w:val="false"/>
+                <w:iCs w:val="false"/>
+                <w:color w:val="000000"/>
+                <w:sz w:val="20"/>
+                <w:szCs w:val="20"/>
+              </w:rPr>
+              <w:t xml:space="preserve">(3 min — written or verbal):</w:t>
+            </w:r>
+            <w:r>
+              <w:rPr>
+                <w:rFonts w:ascii="Arial" w:cs="Arial" w:eastAsia="Arial" w:hAnsi="Arial"/>
+                <w:sz w:val="20"/>
+                <w:szCs w:val="20"/>
+              </w:rPr>
+              <w:br/>
+              <w:t xml:space="preserve"/>
+            </w:r>
+            <w:r>
+              <w:rPr>
+                <w:rFonts w:ascii="Arial" w:cs="Arial" w:eastAsia="Arial" w:hAnsi="Arial"/>
+                <w:b w:val="false"/>
+                <w:bCs w:val="false"/>
+                <w:i w:val="false"/>
+                <w:iCs w:val="false"/>
+                <w:color w:val="000000"/>
+                <w:sz w:val="20"/>
+                <w:szCs w:val="20"/>
+              </w:rPr>
+              <w:t xml:space="preserve">    In your own words: Combine multiple comparison operators to create sophisticated Boolean expressions?</w:t>
+            </w:r>
+            <w:r>
+              <w:rPr>
+                <w:rFonts w:ascii="Arial" w:cs="Arial" w:eastAsia="Arial" w:hAnsi="Arial"/>
+                <w:sz w:val="20"/>
+                <w:szCs w:val="20"/>
+              </w:rPr>
+              <w:br/>
+              <w:t xml:space="preserve"/>
+            </w:r>
+            <w:r>
+              <w:rPr>
+                <w:rFonts w:ascii="Arial" w:cs="Arial" w:eastAsia="Arial" w:hAnsi="Arial"/>
+                <w:sz w:val="20"/>
+                <w:szCs w:val="20"/>
+              </w:rPr>
+              <w:br/>
+              <w:t xml:space="preserve"/>
+            </w:r>
+            <w:r>
+              <w:rPr>
+                <w:rFonts w:ascii="Arial" w:cs="Arial" w:eastAsia="Arial" w:hAnsi="Arial"/>
+                <w:b/>
+                <w:bCs/>
+                <w:i w:val="false"/>
+                <w:iCs w:val="false"/>
+                <w:color w:val="000000"/>
+                <w:sz w:val="20"/>
+                <w:szCs w:val="20"/>
+              </w:rPr>
+              <w:t xml:space="preserve">Vocabulary Preview — </w:t>
+            </w:r>
+            <w:r>
+              <w:rPr>
+                <w:rFonts w:ascii="Arial" w:cs="Arial" w:eastAsia="Arial" w:hAnsi="Arial"/>
+                <w:b w:val="false"/>
+                <w:bCs w:val="false"/>
+                <w:i w:val="false"/>
+                <w:iCs w:val="false"/>
+                <w:color w:val="000000"/>
+                <w:sz w:val="20"/>
+                <w:szCs w:val="20"/>
+              </w:rPr>
+              <w:t xml:space="preserve">terms we'll use today:</w:t>
+            </w:r>
+            <w:r>
+              <w:rPr>
+                <w:rFonts w:ascii="Arial" w:cs="Arial" w:eastAsia="Arial" w:hAnsi="Arial"/>
+                <w:sz w:val="20"/>
+                <w:szCs w:val="20"/>
+              </w:rPr>
+              <w:br/>
+              <w:t xml:space="preserve"/>
+            </w:r>
+            <w:r>
+              <w:rPr>
+                <w:rFonts w:ascii="Arial" w:cs="Arial" w:eastAsia="Arial" w:hAnsi="Arial"/>
+                <w:b w:val="false"/>
+                <w:bCs w:val="false"/>
+                <w:i w:val="false"/>
+                <w:iCs w:val="false"/>
+                <w:color w:val="000000"/>
+                <w:sz w:val="20"/>
+                <w:szCs w:val="20"/>
+              </w:rPr>
+              <w:t xml:space="preserve">    • Chained comparisons (Pythonic!)   •   Multiple conditions with `or`   •   Negating a compound condition   •   DeMorgan's Law</w:t>
+            </w:r>
+            <w:r>
+              <w:rPr>
+                <w:rFonts w:ascii="Arial" w:cs="Arial" w:eastAsia="Arial" w:hAnsi="Arial"/>
+                <w:sz w:val="20"/>
+                <w:szCs w:val="20"/>
+              </w:rPr>
+              <w:br/>
+              <w:t xml:space="preserve"/>
+            </w:r>
+            <w:r>
+              <w:rPr>
+                <w:rFonts w:ascii="Arial" w:cs="Arial" w:eastAsia="Arial" w:hAnsi="Arial"/>
+                <w:sz w:val="20"/>
+                <w:szCs w:val="20"/>
+              </w:rPr>
+              <w:br/>
+              <w:t xml:space="preserve"/>
+            </w:r>
+            <w:r>
+              <w:rPr>
+                <w:rFonts w:ascii="Arial" w:cs="Arial" w:eastAsia="Arial" w:hAnsi="Arial"/>
+                <w:b w:val="false"/>
+                <w:bCs w:val="false"/>
+                <w:i/>
+                <w:iCs/>
+                <w:color w:val="444444"/>
+                <w:sz w:val="20"/>
+                <w:szCs w:val="20"/>
+              </w:rPr>
+              <w:t xml:space="preserve">Today's Goal: By the end of class you will be able to combine multiple comparison operators to create sophisticated Boolean expressions.</w:t>
+            </w:r>
+            <w:r>
+              <w:rPr>
+                <w:rFonts w:ascii="Arial" w:cs="Arial" w:eastAsia="Arial" w:hAnsi="Arial"/>
+                <w:sz w:val="20"/>
+                <w:szCs w:val="20"/>
+              </w:rPr>
+              <w:br/>
+              <w:t xml:space="preserve"/>
+            </w:r>
+            <w:r>
+              <w:rPr>
+                <w:rFonts w:ascii="Arial" w:cs="Arial" w:eastAsia="Arial" w:hAnsi="Arial"/>
+                <w:b w:val="false"/>
+                <w:bCs w:val="false"/>
+                <w:i/>
+                <w:iCs/>
+                <w:color w:val="555555"/>
+                <w:sz w:val="20"/>
+                <w:szCs w:val="20"/>
+              </w:rPr>
+              <w:t xml:space="preserve">→ Pair-share your response, then 2–3 students share with the class.</w:t>
             </w:r>
           </w:p>
         </w:tc>
@@ -319,9 +515,9 @@
               <w:right w:val="single" w:color="CCCCCC" w:sz="1"/>
             </w:tcBorders>
             <w:tcMar>
-              <w:top w:type="dxa" w:w="60"/>
+              <w:top w:type="dxa" w:w="80"/>
               <w:left w:type="dxa" w:w="120"/>
-              <w:bottom w:type="dxa" w:w="60"/>
+              <w:bottom w:type="dxa" w:w="80"/>
               <w:right w:type="dxa" w:w="120"/>
             </w:tcMar>
           </w:tcPr>
@@ -348,20 +544,336 @@
               <w:right w:val="single" w:color="CCCCCC" w:sz="1"/>
             </w:tcBorders>
             <w:tcMar>
-              <w:top w:type="dxa" w:w="60"/>
+              <w:top w:type="dxa" w:w="80"/>
               <w:left w:type="dxa" w:w="120"/>
-              <w:bottom w:type="dxa" w:w="60"/>
+              <w:bottom w:type="dxa" w:w="80"/>
               <w:right w:type="dxa" w:w="120"/>
             </w:tcMar>
           </w:tcPr>
           <w:p>
-            <w:r>
-              <w:rPr>
-                <w:rFonts w:ascii="Arial" w:cs="Arial" w:eastAsia="Arial" w:hAnsi="Arial"/>
-                <w:sz w:val="20"/>
-                <w:szCs w:val="20"/>
-              </w:rPr>
-              <w:t xml:space="preserve">Mini Lesson: Combining Comparisons</w:t>
+            <w:pPr>
+              <w:spacing w:after="80" w:before="80"/>
+            </w:pPr>
+            <w:r>
+              <w:rPr>
+                <w:rFonts w:ascii="Arial" w:cs="Arial" w:eastAsia="Arial" w:hAnsi="Arial"/>
+                <w:b/>
+                <w:bCs/>
+                <w:i w:val="false"/>
+                <w:iCs w:val="false"/>
+                <w:color w:val="000000"/>
+                <w:sz w:val="22"/>
+                <w:szCs w:val="22"/>
+              </w:rPr>
+              <w:t xml:space="preserve">Mini Lesson: </w:t>
+            </w:r>
+            <w:r>
+              <w:rPr>
+                <w:rFonts w:ascii="Arial" w:cs="Arial" w:eastAsia="Arial" w:hAnsi="Arial"/>
+                <w:b w:val="false"/>
+                <w:bCs w:val="false"/>
+                <w:i w:val="false"/>
+                <w:iCs w:val="false"/>
+                <w:color w:val="000000"/>
+                <w:sz w:val="22"/>
+                <w:szCs w:val="22"/>
+              </w:rPr>
+              <w:t xml:space="preserve">Combining Comparisons</w:t>
+            </w:r>
+            <w:r>
+              <w:rPr>
+                <w:rFonts w:ascii="Arial" w:cs="Arial" w:eastAsia="Arial" w:hAnsi="Arial"/>
+                <w:sz w:val="20"/>
+                <w:szCs w:val="20"/>
+              </w:rPr>
+              <w:br/>
+              <w:t xml:space="preserve"/>
+            </w:r>
+            <w:r>
+              <w:rPr>
+                <w:rFonts w:ascii="Arial" w:cs="Arial" w:eastAsia="Arial" w:hAnsi="Arial"/>
+                <w:sz w:val="20"/>
+                <w:szCs w:val="20"/>
+              </w:rPr>
+              <w:br/>
+              <w:t xml:space="preserve"/>
+            </w:r>
+            <w:r>
+              <w:rPr>
+                <w:rFonts w:ascii="Arial" w:cs="Arial" w:eastAsia="Arial" w:hAnsi="Arial"/>
+                <w:b/>
+                <w:bCs/>
+                <w:i/>
+                <w:iCs/>
+                <w:color w:val="000000"/>
+                <w:sz w:val="20"/>
+                <w:szCs w:val="20"/>
+              </w:rPr>
+              <w:t xml:space="preserve">Learning Target: </w:t>
+            </w:r>
+            <w:r>
+              <w:rPr>
+                <w:rFonts w:ascii="Arial" w:cs="Arial" w:eastAsia="Arial" w:hAnsi="Arial"/>
+                <w:b w:val="false"/>
+                <w:bCs w:val="false"/>
+                <w:i/>
+                <w:iCs/>
+                <w:color w:val="333333"/>
+                <w:sz w:val="20"/>
+                <w:szCs w:val="20"/>
+              </w:rPr>
+              <w:t xml:space="preserve">I can combine multiple comparison operators to create sophisticated Boolean expressions.</w:t>
+            </w:r>
+            <w:r>
+              <w:rPr>
+                <w:rFonts w:ascii="Arial" w:cs="Arial" w:eastAsia="Arial" w:hAnsi="Arial"/>
+                <w:sz w:val="20"/>
+                <w:szCs w:val="20"/>
+              </w:rPr>
+              <w:br/>
+              <w:t xml:space="preserve"/>
+            </w:r>
+            <w:r>
+              <w:rPr>
+                <w:rFonts w:ascii="Arial" w:cs="Arial" w:eastAsia="Arial" w:hAnsi="Arial"/>
+                <w:sz w:val="20"/>
+                <w:szCs w:val="20"/>
+              </w:rPr>
+              <w:br/>
+              <w:t xml:space="preserve"/>
+            </w:r>
+            <w:r>
+              <w:rPr>
+                <w:rFonts w:ascii="Arial" w:cs="Arial" w:eastAsia="Arial" w:hAnsi="Arial"/>
+                <w:b w:val="false"/>
+                <w:bCs w:val="false"/>
+                <w:i w:val="false"/>
+                <w:iCs w:val="false"/>
+                <w:color w:val="000000"/>
+                <w:sz w:val="20"/>
+                <w:szCs w:val="20"/>
+              </w:rPr>
+              <w:t xml:space="preserve">You can combine comparison operators in several ways:</w:t>
+            </w:r>
+            <w:r>
+              <w:rPr>
+                <w:rFonts w:ascii="Arial" w:cs="Arial" w:eastAsia="Arial" w:hAnsi="Arial"/>
+                <w:sz w:val="20"/>
+                <w:szCs w:val="20"/>
+              </w:rPr>
+              <w:br/>
+              <w:t xml:space="preserve"/>
+            </w:r>
+            <w:r>
+              <w:rPr>
+                <w:rFonts w:ascii="Arial" w:cs="Arial" w:eastAsia="Arial" w:hAnsi="Arial"/>
+                <w:b w:val="false"/>
+                <w:bCs w:val="false"/>
+                <w:i w:val="false"/>
+                <w:iCs w:val="false"/>
+                <w:color w:val="000000"/>
+                <w:sz w:val="20"/>
+                <w:szCs w:val="20"/>
+              </w:rPr>
+              <w:t xml:space="preserve">1. Separate conditions with logical operators:</w:t>
+            </w:r>
+            <w:r>
+              <w:rPr>
+                <w:rFonts w:ascii="Arial" w:cs="Arial" w:eastAsia="Arial" w:hAnsi="Arial"/>
+                <w:sz w:val="20"/>
+                <w:szCs w:val="20"/>
+              </w:rPr>
+              <w:br/>
+              <w:t xml:space="preserve"/>
+            </w:r>
+            <w:r>
+              <w:rPr>
+                <w:rFonts w:ascii="Arial" w:cs="Arial" w:eastAsia="Arial" w:hAnsi="Arial"/>
+                <w:sz w:val="20"/>
+                <w:szCs w:val="20"/>
+              </w:rPr>
+              <w:br/>
+              <w:t xml:space="preserve"/>
+            </w:r>
+            <w:r>
+              <w:rPr>
+                <w:rFonts w:ascii="Arial" w:cs="Arial" w:eastAsia="Arial" w:hAnsi="Arial"/>
+                <w:b/>
+                <w:bCs/>
+                <w:i w:val="false"/>
+                <w:iCs w:val="false"/>
+                <w:color w:val="000000"/>
+                <w:sz w:val="20"/>
+                <w:szCs w:val="20"/>
+              </w:rPr>
+              <w:t xml:space="preserve">Key Concepts:</w:t>
+            </w:r>
+            <w:r>
+              <w:rPr>
+                <w:rFonts w:ascii="Arial" w:cs="Arial" w:eastAsia="Arial" w:hAnsi="Arial"/>
+                <w:sz w:val="20"/>
+                <w:szCs w:val="20"/>
+              </w:rPr>
+              <w:br/>
+              <w:t xml:space="preserve"/>
+            </w:r>
+            <w:r>
+              <w:rPr>
+                <w:rFonts w:ascii="Arial" w:cs="Arial" w:eastAsia="Arial" w:hAnsi="Arial"/>
+                <w:b w:val="false"/>
+                <w:bCs w:val="false"/>
+                <w:i w:val="false"/>
+                <w:iCs w:val="false"/>
+                <w:color w:val="000000"/>
+                <w:sz w:val="20"/>
+                <w:szCs w:val="20"/>
+              </w:rPr>
+              <w:t xml:space="preserve">    • not (A and B) = (not A) or (not B)</w:t>
+            </w:r>
+            <w:r>
+              <w:rPr>
+                <w:rFonts w:ascii="Arial" w:cs="Arial" w:eastAsia="Arial" w:hAnsi="Arial"/>
+                <w:sz w:val="20"/>
+                <w:szCs w:val="20"/>
+              </w:rPr>
+              <w:br/>
+              <w:t xml:space="preserve"/>
+            </w:r>
+            <w:r>
+              <w:rPr>
+                <w:rFonts w:ascii="Arial" w:cs="Arial" w:eastAsia="Arial" w:hAnsi="Arial"/>
+                <w:b w:val="false"/>
+                <w:bCs w:val="false"/>
+                <w:i w:val="false"/>
+                <w:iCs w:val="false"/>
+                <w:color w:val="000000"/>
+                <w:sz w:val="20"/>
+                <w:szCs w:val="20"/>
+              </w:rPr>
+              <w:t xml:space="preserve">    • not (A or B) = (not A) and (not B)</w:t>
+            </w:r>
+            <w:r>
+              <w:rPr>
+                <w:rFonts w:ascii="Arial" w:cs="Arial" w:eastAsia="Arial" w:hAnsi="Arial"/>
+                <w:sz w:val="20"/>
+                <w:szCs w:val="20"/>
+              </w:rPr>
+              <w:br/>
+              <w:t xml:space="preserve"/>
+            </w:r>
+            <w:r>
+              <w:rPr>
+                <w:rFonts w:ascii="Arial" w:cs="Arial" w:eastAsia="Arial" w:hAnsi="Arial"/>
+                <w:sz w:val="20"/>
+                <w:szCs w:val="20"/>
+              </w:rPr>
+              <w:br/>
+              <w:t xml:space="preserve"/>
+            </w:r>
+            <w:r>
+              <w:rPr>
+                <w:rFonts w:ascii="Arial" w:cs="Arial" w:eastAsia="Arial" w:hAnsi="Arial"/>
+                <w:b/>
+                <w:bCs/>
+                <w:i w:val="false"/>
+                <w:iCs w:val="false"/>
+                <w:color w:val="000000"/>
+                <w:sz w:val="20"/>
+                <w:szCs w:val="20"/>
+              </w:rPr>
+              <w:t xml:space="preserve">Vocabulary: </w:t>
+            </w:r>
+            <w:r>
+              <w:rPr>
+                <w:rFonts w:ascii="Arial" w:cs="Arial" w:eastAsia="Arial" w:hAnsi="Arial"/>
+                <w:b w:val="false"/>
+                <w:bCs w:val="false"/>
+                <w:i w:val="false"/>
+                <w:iCs w:val="false"/>
+                <w:color w:val="000000"/>
+                <w:sz w:val="20"/>
+                <w:szCs w:val="20"/>
+              </w:rPr>
+              <w:t xml:space="preserve">Chained comparisons (Pythonic!), Multiple conditions with `or`, Negating a compound condition, DeMorgan's Law</w:t>
+            </w:r>
+            <w:r>
+              <w:rPr>
+                <w:rFonts w:ascii="Arial" w:cs="Arial" w:eastAsia="Arial" w:hAnsi="Arial"/>
+                <w:sz w:val="20"/>
+                <w:szCs w:val="20"/>
+              </w:rPr>
+              <w:br/>
+              <w:t xml:space="preserve"/>
+            </w:r>
+            <w:r>
+              <w:rPr>
+                <w:rFonts w:ascii="Arial" w:cs="Arial" w:eastAsia="Arial" w:hAnsi="Arial"/>
+                <w:sz w:val="20"/>
+                <w:szCs w:val="20"/>
+              </w:rPr>
+              <w:br/>
+              <w:t xml:space="preserve"/>
+            </w:r>
+            <w:r>
+              <w:rPr>
+                <w:rFonts w:ascii="Arial" w:cs="Arial" w:eastAsia="Arial" w:hAnsi="Arial"/>
+                <w:b/>
+                <w:bCs/>
+                <w:i/>
+                <w:iCs/>
+                <w:color w:val="555555"/>
+                <w:sz w:val="20"/>
+                <w:szCs w:val="20"/>
+              </w:rPr>
+              <w:t xml:space="preserve">→ Live Demo — </w:t>
+            </w:r>
+            <w:r>
+              <w:rPr>
+                <w:rFonts w:ascii="Arial" w:cs="Arial" w:eastAsia="Arial" w:hAnsi="Arial"/>
+                <w:b w:val="false"/>
+                <w:bCs w:val="false"/>
+                <w:i/>
+                <w:iCs/>
+                <w:color w:val="555555"/>
+                <w:sz w:val="20"/>
+                <w:szCs w:val="20"/>
+              </w:rPr>
+              <w:t xml:space="preserve">type examples as students follow along in their own editor.</w:t>
+            </w:r>
+            <w:r>
+              <w:rPr>
+                <w:rFonts w:ascii="Arial" w:cs="Arial" w:eastAsia="Arial" w:hAnsi="Arial"/>
+                <w:sz w:val="20"/>
+                <w:szCs w:val="20"/>
+              </w:rPr>
+              <w:br/>
+              <w:t xml:space="preserve"/>
+            </w:r>
+            <w:r>
+              <w:rPr>
+                <w:rFonts w:ascii="Arial" w:cs="Arial" w:eastAsia="Arial" w:hAnsi="Arial"/>
+                <w:b/>
+                <w:bCs/>
+                <w:i/>
+                <w:iCs/>
+                <w:color w:val="555555"/>
+                <w:sz w:val="20"/>
+                <w:szCs w:val="20"/>
+              </w:rPr>
+              <w:t xml:space="preserve">→ Check for Understanding: </w:t>
+            </w:r>
+            <w:r>
+              <w:rPr>
+                <w:rFonts w:ascii="Arial" w:cs="Arial" w:eastAsia="Arial" w:hAnsi="Arial"/>
+                <w:b w:val="false"/>
+                <w:bCs w:val="false"/>
+                <w:i/>
+                <w:iCs/>
+                <w:color w:val="555555"/>
+                <w:sz w:val="20"/>
+                <w:szCs w:val="20"/>
+              </w:rPr>
+              <w:t xml:space="preserve">pause and cold-call: “Can someone explain what we just did in their own words?”</w:t>
             </w:r>
           </w:p>
         </w:tc>
@@ -377,9 +889,9 @@
               <w:right w:val="single" w:color="CCCCCC" w:sz="1"/>
             </w:tcBorders>
             <w:tcMar>
-              <w:top w:type="dxa" w:w="60"/>
+              <w:top w:type="dxa" w:w="80"/>
               <w:left w:type="dxa" w:w="120"/>
-              <w:bottom w:type="dxa" w:w="60"/>
+              <w:bottom w:type="dxa" w:w="80"/>
               <w:right w:type="dxa" w:w="120"/>
             </w:tcMar>
           </w:tcPr>
@@ -406,20 +918,90 @@
               <w:right w:val="single" w:color="CCCCCC" w:sz="1"/>
             </w:tcBorders>
             <w:tcMar>
-              <w:top w:type="dxa" w:w="60"/>
+              <w:top w:type="dxa" w:w="80"/>
               <w:left w:type="dxa" w:w="120"/>
-              <w:bottom w:type="dxa" w:w="60"/>
+              <w:bottom w:type="dxa" w:w="80"/>
               <w:right w:type="dxa" w:w="120"/>
             </w:tcMar>
           </w:tcPr>
           <w:p>
-            <w:r>
-              <w:rPr>
-                <w:rFonts w:ascii="Arial" w:cs="Arial" w:eastAsia="Arial" w:hAnsi="Arial"/>
-                <w:sz w:val="20"/>
-                <w:szCs w:val="20"/>
+            <w:pPr>
+              <w:spacing w:after="80" w:before="80"/>
+            </w:pPr>
+            <w:r>
+              <w:rPr>
+                <w:rFonts w:ascii="Arial" w:cs="Arial" w:eastAsia="Arial" w:hAnsi="Arial"/>
+                <w:b/>
+                <w:bCs/>
+                <w:i w:val="false"/>
+                <w:iCs w:val="false"/>
+                <w:color w:val="000000"/>
+                <w:sz w:val="22"/>
+                <w:szCs w:val="22"/>
               </w:rPr>
               <w:t xml:space="preserve">Guided Practice</w:t>
+            </w:r>
+            <w:r>
+              <w:rPr>
+                <w:rFonts w:ascii="Arial" w:cs="Arial" w:eastAsia="Arial" w:hAnsi="Arial"/>
+                <w:sz w:val="20"/>
+                <w:szCs w:val="20"/>
+              </w:rPr>
+              <w:br/>
+              <w:t xml:space="preserve"/>
+            </w:r>
+            <w:r>
+              <w:rPr>
+                <w:rFonts w:ascii="Arial" w:cs="Arial" w:eastAsia="Arial" w:hAnsi="Arial"/>
+                <w:sz w:val="20"/>
+                <w:szCs w:val="20"/>
+              </w:rPr>
+              <w:br/>
+              <w:t xml:space="preserve"/>
+            </w:r>
+            <w:r>
+              <w:rPr>
+                <w:rFonts w:ascii="Arial" w:cs="Arial" w:eastAsia="Arial" w:hAnsi="Arial"/>
+                <w:b w:val="false"/>
+                <w:bCs w:val="false"/>
+                <w:i w:val="false"/>
+                <w:iCs w:val="false"/>
+                <w:color w:val="000000"/>
+                <w:sz w:val="20"/>
+                <w:szCs w:val="20"/>
+              </w:rPr>
+              <w:t xml:space="preserve">Activity: Fix the Logic</w:t>
+            </w:r>
+            <w:r>
+              <w:rPr>
+                <w:rFonts w:ascii="Arial" w:cs="Arial" w:eastAsia="Arial" w:hAnsi="Arial"/>
+                <w:sz w:val="20"/>
+                <w:szCs w:val="20"/>
+              </w:rPr>
+              <w:br/>
+              <w:t xml:space="preserve"/>
+            </w:r>
+            <w:r>
+              <w:rPr>
+                <w:rFonts w:ascii="Arial" w:cs="Arial" w:eastAsia="Arial" w:hAnsi="Arial"/>
+                <w:sz w:val="20"/>
+                <w:szCs w:val="20"/>
+              </w:rPr>
+              <w:br/>
+              <w:t xml:space="preserve"/>
+            </w:r>
+            <w:r>
+              <w:rPr>
+                <w:rFonts w:ascii="Arial" w:cs="Arial" w:eastAsia="Arial" w:hAnsi="Arial"/>
+                <w:b w:val="false"/>
+                <w:bCs w:val="false"/>
+                <w:i/>
+                <w:iCs/>
+                <w:color w:val="555555"/>
+                <w:sz w:val="20"/>
+                <w:szCs w:val="20"/>
+              </w:rPr>
+              <w:t xml:space="preserve">→ Teacher models — students try alongside, then compare results.</w:t>
             </w:r>
           </w:p>
         </w:tc>
@@ -435,9 +1017,9 @@
               <w:right w:val="single" w:color="CCCCCC" w:sz="1"/>
             </w:tcBorders>
             <w:tcMar>
-              <w:top w:type="dxa" w:w="60"/>
+              <w:top w:type="dxa" w:w="80"/>
               <w:left w:type="dxa" w:w="120"/>
-              <w:bottom w:type="dxa" w:w="60"/>
+              <w:bottom w:type="dxa" w:w="80"/>
               <w:right w:type="dxa" w:w="120"/>
             </w:tcMar>
           </w:tcPr>
@@ -450,7 +1032,7 @@
                 <w:sz w:val="20"/>
                 <w:szCs w:val="20"/>
               </w:rPr>
-              <w:t xml:space="preserve">15-20 min</w:t>
+              <w:t xml:space="preserve">15–20 min</w:t>
             </w:r>
           </w:p>
         </w:tc>
@@ -464,20 +1046,164 @@
               <w:right w:val="single" w:color="CCCCCC" w:sz="1"/>
             </w:tcBorders>
             <w:tcMar>
-              <w:top w:type="dxa" w:w="60"/>
+              <w:top w:type="dxa" w:w="80"/>
               <w:left w:type="dxa" w:w="120"/>
-              <w:bottom w:type="dxa" w:w="60"/>
+              <w:bottom w:type="dxa" w:w="80"/>
               <w:right w:type="dxa" w:w="120"/>
             </w:tcMar>
           </w:tcPr>
           <w:p>
-            <w:r>
-              <w:rPr>
-                <w:rFonts w:ascii="Arial" w:cs="Arial" w:eastAsia="Arial" w:hAnsi="Arial"/>
-                <w:sz w:val="20"/>
-                <w:szCs w:val="20"/>
+            <w:pPr>
+              <w:spacing w:after="80" w:before="80"/>
+            </w:pPr>
+            <w:r>
+              <w:rPr>
+                <w:rFonts w:ascii="Arial" w:cs="Arial" w:eastAsia="Arial" w:hAnsi="Arial"/>
+                <w:b/>
+                <w:bCs/>
+                <w:i w:val="false"/>
+                <w:iCs w:val="false"/>
+                <w:color w:val="000000"/>
+                <w:sz w:val="22"/>
+                <w:szCs w:val="22"/>
               </w:rPr>
               <w:t xml:space="preserve">Independent Practice / Code Along</w:t>
+            </w:r>
+            <w:r>
+              <w:rPr>
+                <w:rFonts w:ascii="Arial" w:cs="Arial" w:eastAsia="Arial" w:hAnsi="Arial"/>
+                <w:sz w:val="20"/>
+                <w:szCs w:val="20"/>
+              </w:rPr>
+              <w:br/>
+              <w:t xml:space="preserve"/>
+            </w:r>
+            <w:r>
+              <w:rPr>
+                <w:rFonts w:ascii="Arial" w:cs="Arial" w:eastAsia="Arial" w:hAnsi="Arial"/>
+                <w:b/>
+                <w:bCs/>
+                <w:i w:val="false"/>
+                <w:iCs w:val="false"/>
+                <w:color w:val="000000"/>
+                <w:sz w:val="20"/>
+                <w:szCs w:val="20"/>
+              </w:rPr>
+              <w:t xml:space="preserve">    Beginner: </w:t>
+            </w:r>
+            <w:r>
+              <w:rPr>
+                <w:rFonts w:ascii="Arial" w:cs="Arial" w:eastAsia="Arial" w:hAnsi="Arial"/>
+                <w:b w:val="false"/>
+                <w:bCs w:val="false"/>
+                <w:i w:val="false"/>
+                <w:iCs w:val="false"/>
+                <w:color w:val="000000"/>
+                <w:sz w:val="20"/>
+                <w:szCs w:val="20"/>
+              </w:rPr>
+              <w:t xml:space="preserve">: Method 1: not (num &gt;= 1 and num  100 -</w:t>
+            </w:r>
+            <w:r>
+              <w:rPr>
+                <w:rFonts w:ascii="Arial" w:cs="Arial" w:eastAsia="Arial" w:hAnsi="Arial"/>
+                <w:sz w:val="20"/>
+                <w:szCs w:val="20"/>
+              </w:rPr>
+              <w:br/>
+              <w:t xml:space="preserve"/>
+            </w:r>
+            <w:r>
+              <w:rPr>
+                <w:rFonts w:ascii="Arial" w:cs="Arial" w:eastAsia="Arial" w:hAnsi="Arial"/>
+                <w:b/>
+                <w:bCs/>
+                <w:i w:val="false"/>
+                <w:iCs w:val="false"/>
+                <w:color w:val="000000"/>
+                <w:sz w:val="20"/>
+                <w:szCs w:val="20"/>
+              </w:rPr>
+              <w:t xml:space="preserve">    Intermediate: </w:t>
+            </w:r>
+            <w:r>
+              <w:rPr>
+                <w:rFonts w:ascii="Arial" w:cs="Arial" w:eastAsia="Arial" w:hAnsi="Arial"/>
+                <w:b w:val="false"/>
+                <w:bCs w:val="false"/>
+                <w:i w:val="false"/>
+                <w:iCs w:val="false"/>
+                <w:color w:val="000000"/>
+                <w:sz w:val="20"/>
+                <w:szCs w:val="20"/>
+              </w:rPr>
+              <w:t xml:space="preserve">: Replace and with a single chained comparison: 0 &lt;= score &lt;= 100 -</w:t>
+            </w:r>
+            <w:r>
+              <w:rPr>
+                <w:rFonts w:ascii="Arial" w:cs="Arial" w:eastAsia="Arial" w:hAnsi="Arial"/>
+                <w:sz w:val="20"/>
+                <w:szCs w:val="20"/>
+              </w:rPr>
+              <w:br/>
+              <w:t xml:space="preserve"/>
+            </w:r>
+            <w:r>
+              <w:rPr>
+                <w:rFonts w:ascii="Arial" w:cs="Arial" w:eastAsia="Arial" w:hAnsi="Arial"/>
+                <w:b/>
+                <w:bCs/>
+                <w:i w:val="false"/>
+                <w:iCs w:val="false"/>
+                <w:color w:val="000000"/>
+                <w:sz w:val="20"/>
+                <w:szCs w:val="20"/>
+              </w:rPr>
+              <w:t xml:space="preserve">    Challenge: </w:t>
+            </w:r>
+            <w:r>
+              <w:rPr>
+                <w:rFonts w:ascii="Arial" w:cs="Arial" w:eastAsia="Arial" w:hAnsi="Arial"/>
+                <w:b w:val="false"/>
+                <w:bCs w:val="false"/>
+                <w:i w:val="false"/>
+                <w:iCs w:val="false"/>
+                <w:color w:val="000000"/>
+                <w:sz w:val="20"/>
+                <w:szCs w:val="20"/>
+              </w:rPr>
+              <w:t xml:space="preserve">: For cannot-use: Apply DeMorgan's Law or just negate the entire condition --- ## Sample Answers ### Problem 1 Example ### Problem 2 Example…</w:t>
+            </w:r>
+            <w:r>
+              <w:rPr>
+                <w:rFonts w:ascii="Arial" w:cs="Arial" w:eastAsia="Arial" w:hAnsi="Arial"/>
+                <w:sz w:val="20"/>
+                <w:szCs w:val="20"/>
+              </w:rPr>
+              <w:br/>
+              <w:t xml:space="preserve"/>
+            </w:r>
+            <w:r>
+              <w:rPr>
+                <w:rFonts w:ascii="Arial" w:cs="Arial" w:eastAsia="Arial" w:hAnsi="Arial"/>
+                <w:sz w:val="20"/>
+                <w:szCs w:val="20"/>
+              </w:rPr>
+              <w:br/>
+              <w:t xml:space="preserve"/>
+            </w:r>
+            <w:r>
+              <w:rPr>
+                <w:rFonts w:ascii="Arial" w:cs="Arial" w:eastAsia="Arial" w:hAnsi="Arial"/>
+                <w:b w:val="false"/>
+                <w:bCs w:val="false"/>
+                <w:i/>
+                <w:iCs/>
+                <w:color w:val="555555"/>
+                <w:sz w:val="20"/>
+                <w:szCs w:val="20"/>
+              </w:rPr>
+              <w:t xml:space="preserve">→ Teacher circulates — offer hints, check for understanding.</w:t>
             </w:r>
           </w:p>
         </w:tc>
@@ -493,9 +1219,9 @@
               <w:right w:val="single" w:color="CCCCCC" w:sz="1"/>
             </w:tcBorders>
             <w:tcMar>
-              <w:top w:type="dxa" w:w="60"/>
+              <w:top w:type="dxa" w:w="80"/>
               <w:left w:type="dxa" w:w="120"/>
-              <w:bottom w:type="dxa" w:w="60"/>
+              <w:bottom w:type="dxa" w:w="80"/>
               <w:right w:type="dxa" w:w="120"/>
             </w:tcMar>
           </w:tcPr>
@@ -522,20 +1248,90 @@
               <w:right w:val="single" w:color="CCCCCC" w:sz="1"/>
             </w:tcBorders>
             <w:tcMar>
-              <w:top w:type="dxa" w:w="60"/>
+              <w:top w:type="dxa" w:w="80"/>
               <w:left w:type="dxa" w:w="120"/>
-              <w:bottom w:type="dxa" w:w="60"/>
+              <w:bottom w:type="dxa" w:w="80"/>
               <w:right w:type="dxa" w:w="120"/>
             </w:tcMar>
           </w:tcPr>
           <w:p>
-            <w:r>
-              <w:rPr>
-                <w:rFonts w:ascii="Arial" w:cs="Arial" w:eastAsia="Arial" w:hAnsi="Arial"/>
-                <w:sz w:val="20"/>
-                <w:szCs w:val="20"/>
+            <w:pPr>
+              <w:spacing w:after="80" w:before="80"/>
+            </w:pPr>
+            <w:r>
+              <w:rPr>
+                <w:rFonts w:ascii="Arial" w:cs="Arial" w:eastAsia="Arial" w:hAnsi="Arial"/>
+                <w:b/>
+                <w:bCs/>
+                <w:i w:val="false"/>
+                <w:iCs w:val="false"/>
+                <w:color w:val="000000"/>
+                <w:sz w:val="22"/>
+                <w:szCs w:val="22"/>
               </w:rPr>
               <w:t xml:space="preserve">Exit Ticket / Wrap-Up</w:t>
+            </w:r>
+            <w:r>
+              <w:rPr>
+                <w:rFonts w:ascii="Arial" w:cs="Arial" w:eastAsia="Arial" w:hAnsi="Arial"/>
+                <w:sz w:val="20"/>
+                <w:szCs w:val="20"/>
+              </w:rPr>
+              <w:br/>
+              <w:t xml:space="preserve"/>
+            </w:r>
+            <w:r>
+              <w:rPr>
+                <w:rFonts w:ascii="Arial" w:cs="Arial" w:eastAsia="Arial" w:hAnsi="Arial"/>
+                <w:sz w:val="20"/>
+                <w:szCs w:val="20"/>
+              </w:rPr>
+              <w:br/>
+              <w:t xml:space="preserve"/>
+            </w:r>
+            <w:r>
+              <w:rPr>
+                <w:rFonts w:ascii="Arial" w:cs="Arial" w:eastAsia="Arial" w:hAnsi="Arial"/>
+                <w:b w:val="false"/>
+                <w:bCs w:val="false"/>
+                <w:i w:val="false"/>
+                <w:iCs w:val="false"/>
+                <w:color w:val="000000"/>
+                <w:sz w:val="20"/>
+                <w:szCs w:val="20"/>
+              </w:rPr>
+              <w:t xml:space="preserve">Quick Check: Combine multiple comparison operators to create sophisticated Boolean expressions?</w:t>
+            </w:r>
+            <w:r>
+              <w:rPr>
+                <w:rFonts w:ascii="Arial" w:cs="Arial" w:eastAsia="Arial" w:hAnsi="Arial"/>
+                <w:sz w:val="20"/>
+                <w:szCs w:val="20"/>
+              </w:rPr>
+              <w:br/>
+              <w:t xml:space="preserve"/>
+            </w:r>
+            <w:r>
+              <w:rPr>
+                <w:rFonts w:ascii="Arial" w:cs="Arial" w:eastAsia="Arial" w:hAnsi="Arial"/>
+                <w:sz w:val="20"/>
+                <w:szCs w:val="20"/>
+              </w:rPr>
+              <w:br/>
+              <w:t xml:space="preserve"/>
+            </w:r>
+            <w:r>
+              <w:rPr>
+                <w:rFonts w:ascii="Arial" w:cs="Arial" w:eastAsia="Arial" w:hAnsi="Arial"/>
+                <w:b w:val="false"/>
+                <w:bCs w:val="false"/>
+                <w:i/>
+                <w:iCs/>
+                <w:color w:val="555555"/>
+                <w:sz w:val="20"/>
+                <w:szCs w:val="20"/>
+              </w:rPr>
+              <w:t xml:space="preserve">→ 3–2–1: Name 3 things learned, 2 new vocab words, 1 question you still have.</w:t>
             </w:r>
           </w:p>
         </w:tc>
@@ -910,19 +1706,6 @@
                 <w:sz w:val="18"/>
                 <w:szCs w:val="18"/>
               </w:rPr>
-              <w:t xml:space="preserve"># Chained comparisons (most elegant)</w:t>
-            </w:r>
-          </w:p>
-          <w:p>
-            <w:pPr>
-              <w:spacing w:after="20"/>
-            </w:pPr>
-            <w:r>
-              <w:rPr>
-                <w:rFonts w:ascii="Courier New" w:cs="Courier New" w:eastAsia="Courier New" w:hAnsi="Courier New"/>
-                <w:sz w:val="18"/>
-                <w:szCs w:val="18"/>
-              </w:rPr>
               <w:t xml:space="preserve">x = 50</w:t>
             </w:r>
           </w:p>
@@ -975,7 +1758,7 @@
                 <w:sz w:val="18"/>
                 <w:szCs w:val="18"/>
               </w:rPr>
-              <w:t xml:space="preserve"># Equivalent using and (also fine)</w:t>
+              <w:t xml:space="preserve"> </w:t>
             </w:r>
           </w:p>
           <w:p>
@@ -1027,7 +1810,7 @@
                 <w:sz w:val="18"/>
                 <w:szCs w:val="18"/>
               </w:rPr>
-              <w:t xml:space="preserve"># Multiple comparisons with or</w:t>
+              <w:t xml:space="preserve"> </w:t>
             </w:r>
           </w:p>
           <w:p>
@@ -1092,7 +1875,7 @@
                 <w:sz w:val="18"/>
                 <w:szCs w:val="18"/>
               </w:rPr>
-              <w:t xml:space="preserve"># Complex: three comparisons</w:t>
+              <w:t xml:space="preserve"> </w:t>
             </w:r>
           </w:p>
           <w:p>
@@ -1157,7 +1940,7 @@
                 <w:sz w:val="18"/>
                 <w:szCs w:val="18"/>
               </w:rPr>
-              <w:t xml:space="preserve"># Negating a compound condition</w:t>
+              <w:t xml:space="preserve"> </w:t>
             </w:r>
           </w:p>
           <w:p>
@@ -1222,7 +2005,7 @@
                 <w:sz w:val="18"/>
                 <w:szCs w:val="18"/>
               </w:rPr>
-              <w:t xml:space="preserve"># Grade classification</w:t>
+              <w:t xml:space="preserve"> </w:t>
             </w:r>
           </w:p>
           <w:p>
@@ -1365,7 +2148,7 @@
                 <w:sz w:val="18"/>
                 <w:szCs w:val="18"/>
               </w:rPr>
-              <w:t xml:space="preserve"># Checking if value is in one of several ranges</w:t>
+              <w:t xml:space="preserve"> </w:t>
             </w:r>
           </w:p>
           <w:p>
@@ -1430,7 +2213,7 @@
                 <w:sz w:val="18"/>
                 <w:szCs w:val="18"/>
               </w:rPr>
-              <w:t xml:space="preserve"># Multiple string comparisons</w:t>
+              <w:t xml:space="preserve"> </w:t>
             </w:r>
           </w:p>
           <w:p>
@@ -1495,7 +2278,7 @@
                 <w:sz w:val="18"/>
                 <w:szCs w:val="18"/>
               </w:rPr>
-              <w:t xml:space="preserve"># Pythonic way: use 'in' with list</w:t>
+              <w:t xml:space="preserve"> </w:t>
             </w:r>
           </w:p>
           <w:p>
@@ -1601,7 +2384,7 @@
                 <w:sz w:val="18"/>
                 <w:szCs w:val="18"/>
               </w:rPr>
-              <w:t xml:space="preserve"># Method 1: Using not and chained comparison</w:t>
+              <w:t xml:space="preserve"> </w:t>
             </w:r>
           </w:p>
           <w:p>
@@ -1653,7 +2436,7 @@
                 <w:sz w:val="18"/>
                 <w:szCs w:val="18"/>
               </w:rPr>
-              <w:t xml:space="preserve"># Method 2: Using or</w:t>
+              <w:t xml:space="preserve"> </w:t>
             </w:r>
           </w:p>
           <w:p>
@@ -1891,7 +2674,7 @@
                 <w:sz w:val="18"/>
                 <w:szCs w:val="18"/>
               </w:rPr>
-              <w:t xml:space="preserve"># Can use weapon?</w:t>
+              <w:t xml:space="preserve"> </w:t>
             </w:r>
           </w:p>
           <w:p>
@@ -1943,7 +2726,7 @@
                 <w:sz w:val="18"/>
                 <w:szCs w:val="18"/>
               </w:rPr>
-              <w:t xml:space="preserve"># Cannot use weapon? (opposite of above)</w:t>
+              <w:t xml:space="preserve"> </w:t>
             </w:r>
           </w:p>
           <w:p>
@@ -2049,7 +2832,7 @@
                 <w:sz w:val="18"/>
                 <w:szCs w:val="18"/>
               </w:rPr>
-              <w:t xml:space="preserve"># Method 1: Using not</w:t>
+              <w:t xml:space="preserve"> </w:t>
             </w:r>
           </w:p>
           <w:p>
@@ -2101,7 +2884,7 @@
                 <w:sz w:val="18"/>
                 <w:szCs w:val="18"/>
               </w:rPr>
-              <w:t xml:space="preserve"># Method 2: Using or</w:t>
+              <w:t xml:space="preserve"> </w:t>
             </w:r>
           </w:p>
           <w:p>
@@ -2339,7 +3122,7 @@
                 <w:sz w:val="18"/>
                 <w:szCs w:val="18"/>
               </w:rPr>
-              <w:t xml:space="preserve"># Can use weapon?</w:t>
+              <w:t xml:space="preserve"> </w:t>
             </w:r>
           </w:p>
           <w:p>
@@ -2391,7 +3174,7 @@
                 <w:sz w:val="18"/>
                 <w:szCs w:val="18"/>
               </w:rPr>
-              <w:t xml:space="preserve"># Cannot use weapon? (opposite)</w:t>
+              <w:t xml:space="preserve"> </w:t>
             </w:r>
           </w:p>
           <w:p>
@@ -2443,7 +3226,7 @@
                 <w:sz w:val="18"/>
                 <w:szCs w:val="18"/>
               </w:rPr>
-              <w:t xml:space="preserve"># Using DeMorgan's Law (all three conditions reversed with or)</w:t>
+              <w:t xml:space="preserve"> </w:t>
             </w:r>
           </w:p>
           <w:p>
@@ -2803,7 +3586,7 @@
           <w:sz w:val="20"/>
           <w:szCs w:val="20"/>
         </w:rPr>
-        <w:t xml:space="preserve">: Method 1: not (num &gt;= 1 and num &lt;= 100) or not (1 &lt;= num &lt;= 100); Method 2: num &lt; 1 or num &gt; 100 -</w:t>
+        <w:t xml:space="preserve">: Method 1: not (num &gt;= 1 and num  100 -</w:t>
       </w:r>
     </w:p>
     <w:p>

--- a/Coding 1 - year/Unit 3 - Conditionals/Daily Lesson Plans/Word/Day 48.docx
+++ b/Coding 1 - year/Unit 3 - Conditionals/Daily Lesson Plans/Word/Day 48.docx
@@ -380,7 +380,7 @@
                 <w:sz w:val="20"/>
                 <w:szCs w:val="20"/>
               </w:rPr>
-              <w:t xml:space="preserve">    In your own words: Combine multiple comparison operators to create sophisticated Boolean expressions?</w:t>
+              <w:t xml:space="preserve">    Why might we want to combine multiple comparison operators to create sophisticated Boolean expressions? What's the benefit of combining these ideas?</w:t>
             </w:r>
             <w:r>
               <w:rPr>
@@ -477,7 +477,7 @@
                 <w:sz w:val="20"/>
                 <w:szCs w:val="20"/>
               </w:rPr>
-              <w:t xml:space="preserve">Today's Goal: By the end of class you will be able to combine multiple comparison operators to create sophisticated Boolean expressions.</w:t>
+              <w:t xml:space="preserve">Today’s Goal: By the end of class you will be able to combine multiple comparison operators to create sophisticated Boolean expressions.</w:t>
             </w:r>
             <w:r>
               <w:rPr>
@@ -1300,7 +1300,7 @@
                 <w:sz w:val="20"/>
                 <w:szCs w:val="20"/>
               </w:rPr>
-              <w:t xml:space="preserve">Quick Check: Combine multiple comparison operators to create sophisticated Boolean expressions?</w:t>
+              <w:t xml:space="preserve">Describe the process to combine multiple comparison operators to create sophisticated Boolean expressions. What's the trickiest part?</w:t>
             </w:r>
             <w:r>
               <w:rPr>

--- a/Coding 1 - year/Unit 3 - Conditionals/Daily Lesson Plans/Word/Day 48.docx
+++ b/Coding 1 - year/Unit 3 - Conditionals/Daily Lesson Plans/Word/Day 48.docx
@@ -728,6 +728,94 @@
                 <w:sz w:val="20"/>
                 <w:szCs w:val="20"/>
               </w:rPr>
+              <w:t xml:space="preserve">    • Separate conditions with logical operators:</w:t>
+            </w:r>
+            <w:r>
+              <w:rPr>
+                <w:rFonts w:ascii="Arial" w:cs="Arial" w:eastAsia="Arial" w:hAnsi="Arial"/>
+                <w:sz w:val="20"/>
+                <w:szCs w:val="20"/>
+              </w:rPr>
+              <w:br/>
+              <w:t xml:space="preserve"/>
+            </w:r>
+            <w:r>
+              <w:rPr>
+                <w:rFonts w:ascii="Arial" w:cs="Arial" w:eastAsia="Arial" w:hAnsi="Arial"/>
+                <w:b w:val="false"/>
+                <w:bCs w:val="false"/>
+                <w:i w:val="false"/>
+                <w:iCs w:val="false"/>
+                <w:color w:val="000000"/>
+                <w:sz w:val="20"/>
+                <w:szCs w:val="20"/>
+              </w:rPr>
+              <w:t xml:space="preserve">    • Chained comparisons (Pythonic!):</w:t>
+            </w:r>
+            <w:r>
+              <w:rPr>
+                <w:rFonts w:ascii="Arial" w:cs="Arial" w:eastAsia="Arial" w:hAnsi="Arial"/>
+                <w:sz w:val="20"/>
+                <w:szCs w:val="20"/>
+              </w:rPr>
+              <w:br/>
+              <w:t xml:space="preserve"/>
+            </w:r>
+            <w:r>
+              <w:rPr>
+                <w:rFonts w:ascii="Arial" w:cs="Arial" w:eastAsia="Arial" w:hAnsi="Arial"/>
+                <w:b w:val="false"/>
+                <w:bCs w:val="false"/>
+                <w:i w:val="false"/>
+                <w:iCs w:val="false"/>
+                <w:color w:val="000000"/>
+                <w:sz w:val="20"/>
+                <w:szCs w:val="20"/>
+              </w:rPr>
+              <w:t xml:space="preserve">    • Multiple conditions with or:</w:t>
+            </w:r>
+            <w:r>
+              <w:rPr>
+                <w:rFonts w:ascii="Arial" w:cs="Arial" w:eastAsia="Arial" w:hAnsi="Arial"/>
+                <w:sz w:val="20"/>
+                <w:szCs w:val="20"/>
+              </w:rPr>
+              <w:br/>
+              <w:t xml:space="preserve"/>
+            </w:r>
+            <w:r>
+              <w:rPr>
+                <w:rFonts w:ascii="Arial" w:cs="Arial" w:eastAsia="Arial" w:hAnsi="Arial"/>
+                <w:b w:val="false"/>
+                <w:bCs w:val="false"/>
+                <w:i w:val="false"/>
+                <w:iCs w:val="false"/>
+                <w:color w:val="000000"/>
+                <w:sz w:val="20"/>
+                <w:szCs w:val="20"/>
+              </w:rPr>
+              <w:t xml:space="preserve">    • Negating a compound condition:</w:t>
+            </w:r>
+            <w:r>
+              <w:rPr>
+                <w:rFonts w:ascii="Arial" w:cs="Arial" w:eastAsia="Arial" w:hAnsi="Arial"/>
+                <w:sz w:val="20"/>
+                <w:szCs w:val="20"/>
+              </w:rPr>
+              <w:br/>
+              <w:t xml:space="preserve"/>
+            </w:r>
+            <w:r>
+              <w:rPr>
+                <w:rFonts w:ascii="Arial" w:cs="Arial" w:eastAsia="Arial" w:hAnsi="Arial"/>
+                <w:b w:val="false"/>
+                <w:bCs w:val="false"/>
+                <w:i w:val="false"/>
+                <w:iCs w:val="false"/>
+                <w:color w:val="000000"/>
+                <w:sz w:val="20"/>
+                <w:szCs w:val="20"/>
+              </w:rPr>
               <w:t xml:space="preserve">    • not (A and B) = (not A) or (not B)</w:t>
             </w:r>
             <w:r>
@@ -1102,7 +1190,7 @@
                 <w:sz w:val="20"/>
                 <w:szCs w:val="20"/>
               </w:rPr>
-              <w:t xml:space="preserve">: Method 1: not (num &gt;= 1 and num  100 -</w:t>
+              <w:t xml:space="preserve">Check if a number is NOT between 1 and 100. Write the condition two different ways:</w:t>
             </w:r>
             <w:r>
               <w:rPr>
@@ -1137,7 +1225,7 @@
                 <w:sz w:val="20"/>
                 <w:szCs w:val="20"/>
               </w:rPr>
-              <w:t xml:space="preserve">: Replace and with a single chained comparison: 0 &lt;= score &lt;= 100 -</w:t>
+              <w:t xml:space="preserve">A test score is valid if it's between 0 and 100. Rewrite this to use chained comparison:</w:t>
             </w:r>
             <w:r>
               <w:rPr>
@@ -1172,7 +1260,7 @@
                 <w:sz w:val="20"/>
                 <w:szCs w:val="20"/>
               </w:rPr>
-              <w:t xml:space="preserve">: For cannot-use: Apply DeMorgan's Law or just negate the entire condition --- ## Sample Answers ### Problem 1 Example ### Problem 2 Example…</w:t>
+              <w:t xml:space="preserve">Requirement: Use chained comparison instead of and.</w:t>
             </w:r>
             <w:r>
               <w:rPr>
@@ -1636,7 +1724,20 @@
           <w:sz w:val="20"/>
           <w:szCs w:val="20"/>
         </w:rPr>
-        <w:t xml:space="preserve">not (A or B) = (not A) and (not B)`</w:t>
+        <w:t xml:space="preserve">not (A or B) = (not A) and (not B)</w:t>
+      </w:r>
+    </w:p>
+    <w:p>
+      <w:pPr>
+        <w:spacing w:after="60"/>
+      </w:pPr>
+      <w:r>
+        <w:rPr>
+          <w:rFonts w:ascii="Arial" w:cs="Arial" w:eastAsia="Arial" w:hAnsi="Arial"/>
+          <w:sz w:val="20"/>
+          <w:szCs w:val="20"/>
+        </w:rPr>
+        <w:t xml:space="preserve">Combining comparisons creates powerful conditions. Learn to use chained comparisons for readability and and/or` for flexibility. Understand DeMorgan's Law to switch between equivalent forms!</w:t>
       </w:r>
     </w:p>
     <w:p>
@@ -3586,7 +3687,7 @@
           <w:sz w:val="20"/>
           <w:szCs w:val="20"/>
         </w:rPr>
-        <w:t xml:space="preserve">: Method 1: not (num &gt;= 1 and num  100 -</w:t>
+        <w:t xml:space="preserve">Check if a number is NOT between 1 and 100. Write the condition two different ways:</w:t>
       </w:r>
     </w:p>
     <w:p>
@@ -3609,7 +3710,7 @@
           <w:sz w:val="20"/>
           <w:szCs w:val="20"/>
         </w:rPr>
-        <w:t xml:space="preserve">: Replace and with a single chained comparison: 0 &lt;= score &lt;= 100 -</w:t>
+        <w:t xml:space="preserve">A test score is valid if it's between 0 and 100. Rewrite this to use chained comparison:</w:t>
       </w:r>
     </w:p>
     <w:p>
@@ -3632,7 +3733,7 @@
           <w:sz w:val="20"/>
           <w:szCs w:val="20"/>
         </w:rPr>
-        <w:t xml:space="preserve">: For cannot-use: Apply DeMorgan's Law or just negate the entire condition --- ## Sample Answers ### Problem 1 Example ### Problem 2 Example ### Problem 3 Example --- ## Key Takeaway Combining comparisons creates powerful conditions. Learn to use chained comparisons for readability and and/or for fl</w:t>
+        <w:t xml:space="preserve">Requirement: Use chained comparison instead of and.</w:t>
       </w:r>
     </w:p>
     <w:p>

--- a/Coding 1 - year/Unit 3 - Conditionals/Daily Lesson Plans/Word/Day 48.docx
+++ b/Coding 1 - year/Unit 3 - Conditionals/Daily Lesson Plans/Word/Day 48.docx
@@ -1190,7 +1190,7 @@
                 <w:sz w:val="20"/>
                 <w:szCs w:val="20"/>
               </w:rPr>
-              <w:t xml:space="preserve">Check if a number is NOT between 1 and 100. Write the condition two different ways:</w:t>
+              <w:t xml:space="preserve">Check if a number is NOT between 1 and 100. Write the condition two different ways: ---</w:t>
             </w:r>
             <w:r>
               <w:rPr>
@@ -1225,7 +1225,7 @@
                 <w:sz w:val="20"/>
                 <w:szCs w:val="20"/>
               </w:rPr>
-              <w:t xml:space="preserve">A test score is valid if it's between 0 and 100. Rewrite this to use chained comparison:</w:t>
+              <w:t xml:space="preserve">A test score is valid if it's between 0 and 100. Rewrite this to use chained comparison: Requirement: Use chained comparison instead of and.…</w:t>
             </w:r>
             <w:r>
               <w:rPr>
@@ -1260,7 +1260,7 @@
                 <w:sz w:val="20"/>
                 <w:szCs w:val="20"/>
               </w:rPr>
-              <w:t xml:space="preserve">Requirement: Use chained comparison instead of and.</w:t>
+              <w:t xml:space="preserve">A player can use a weapon if they: - Have enough gold (&gt;= 100) AND - Have inventory space (&lt; 5 items) AND - Are at least level 5 Write a com…</w:t>
             </w:r>
             <w:r>
               <w:rPr>
@@ -3687,7 +3687,7 @@
           <w:sz w:val="20"/>
           <w:szCs w:val="20"/>
         </w:rPr>
-        <w:t xml:space="preserve">Check if a number is NOT between 1 and 100. Write the condition two different ways:</w:t>
+        <w:t xml:space="preserve">Beginner Check if a number is NOT between 1 and 100. Write the condition two different ways: ---</w:t>
       </w:r>
     </w:p>
     <w:p>
@@ -3710,7 +3710,7 @@
           <w:sz w:val="20"/>
           <w:szCs w:val="20"/>
         </w:rPr>
-        <w:t xml:space="preserve">A test score is valid if it's between 0 and 100. Rewrite this to use chained comparison:</w:t>
+        <w:t xml:space="preserve">Intermediate A test score is valid if it's between 0 and 100. Rewrite this to use chained comparison: Requirement: Use chained comparison instead of and. ---</w:t>
       </w:r>
     </w:p>
     <w:p>
@@ -3733,7 +3733,7 @@
           <w:sz w:val="20"/>
           <w:szCs w:val="20"/>
         </w:rPr>
-        <w:t xml:space="preserve">Requirement: Use chained comparison instead of and.</w:t>
+        <w:t xml:space="preserve">Challenge A player can use a weapon if they: - Have enough gold (&gt;= 100) AND - Have inventory space (&lt; 5 items) AND - Are at least level 5 Write a compound condition. Then rewrite it using DeMorgan's Law to check when they CANNOT use the weapon. ---</w:t>
       </w:r>
     </w:p>
     <w:p>
